--- a/source_posters/Rathke1.docx
+++ b/source_posters/Rathke1.docx
@@ -1,6 +1,6 @@
 
 <file path=word/document.xml><?xml version="1.0" encoding="utf-8"?>
-<w:document xmlns:ve="http://schemas.openxmlformats.org/markup-compatibility/2006" xmlns:o="urn:schemas-microsoft-com:office:office" xmlns:r="http://schemas.openxmlformats.org/officeDocument/2006/relationships" xmlns:m="http://schemas.openxmlformats.org/officeDocument/2006/math" xmlns:v="urn:schemas-microsoft-com:vml" xmlns:wp="http://schemas.openxmlformats.org/drawingml/2006/wordprocessingDrawing" xmlns:w10="urn:schemas-microsoft-com:office:word" xmlns:w="http://schemas.openxmlformats.org/wordprocessingml/2006/main" xmlns:wne="http://schemas.microsoft.com/office/word/2006/wordml">
+<w:document xmlns:wpc="http://schemas.microsoft.com/office/word/2010/wordprocessingCanvas" xmlns:cx="http://schemas.microsoft.com/office/drawing/2014/chartex" xmlns:cx1="http://schemas.microsoft.com/office/drawing/2015/9/8/chartex" xmlns:cx2="http://schemas.microsoft.com/office/drawing/2015/10/21/chartex" xmlns:cx3="http://schemas.microsoft.com/office/drawing/2016/5/9/chartex" xmlns:cx4="http://schemas.microsoft.com/office/drawing/2016/5/10/chartex" xmlns:cx5="http://schemas.microsoft.com/office/drawing/2016/5/11/chartex" xmlns:cx6="http://schemas.microsoft.com/office/drawing/2016/5/12/chartex" xmlns:cx7="http://schemas.microsoft.com/office/drawing/2016/5/13/chartex" xmlns:cx8="http://schemas.microsoft.com/office/drawing/2016/5/14/chartex" xmlns:mc="http://schemas.openxmlformats.org/markup-compatibility/2006" xmlns:aink="http://schemas.microsoft.com/office/drawing/2016/ink" xmlns:am3d="http://schemas.microsoft.com/office/drawing/2017/model3d" xmlns:o="urn:schemas-microsoft-com:office:office" xmlns:oel="http://schemas.microsoft.com/office/2019/extlst" xmlns:r="http://schemas.openxmlformats.org/officeDocument/2006/relationships" xmlns:m="http://schemas.openxmlformats.org/officeDocument/2006/math" xmlns:v="urn:schemas-microsoft-com:vml" xmlns:wp14="http://schemas.microsoft.com/office/word/2010/wordprocessingDrawing" xmlns:wp="http://schemas.openxmlformats.org/drawingml/2006/wordprocessingDrawing" xmlns:w10="urn:schemas-microsoft-com:office:word" xmlns:w="http://schemas.openxmlformats.org/wordprocessingml/2006/main" xmlns:w14="http://schemas.microsoft.com/office/word/2010/wordml" xmlns:w15="http://schemas.microsoft.com/office/word/2012/wordml" xmlns:w16cex="http://schemas.microsoft.com/office/word/2018/wordml/cex" xmlns:w16cid="http://schemas.microsoft.com/office/word/2016/wordml/cid" xmlns:w16="http://schemas.microsoft.com/office/word/2018/wordml" xmlns:w16du="http://schemas.microsoft.com/office/word/2023/wordml/word16du" xmlns:w16sdtdh="http://schemas.microsoft.com/office/word/2020/wordml/sdtdatahash" xmlns:w16sdtfl="http://schemas.microsoft.com/office/word/2024/wordml/sdtformatlock" xmlns:w16se="http://schemas.microsoft.com/office/word/2015/wordml/symex" xmlns:wpg="http://schemas.microsoft.com/office/word/2010/wordprocessingGroup" xmlns:wpi="http://schemas.microsoft.com/office/word/2010/wordprocessingInk" xmlns:wne="http://schemas.microsoft.com/office/word/2006/wordml" xmlns:wps="http://schemas.microsoft.com/office/word/2010/wordprocessingShape" mc:Ignorable="w14 w15 w16se w16cid w16 w16cex w16sdtdh w16sdtfl w16du wp14">
   <w:body>
     <w:p>
       <w:pPr>
@@ -58,17 +58,6 @@
         </w:rPr>
         <w:t xml:space="preserve"> </w:t>
       </w:r>
-    </w:p>
-    <w:p>
-      <w:pPr>
-        <w:jc w:val="center"/>
-        <w:rPr>
-          <w:rFonts w:ascii="Times New Roman" w:hAnsi="Times New Roman" w:cs="Times New Roman"/>
-          <w:sz w:val="32"/>
-          <w:szCs w:val="32"/>
-          <w:lang w:val="en-GB"/>
-        </w:rPr>
-      </w:pPr>
       <w:r>
         <w:rPr>
           <w:rFonts w:ascii="Times New Roman" w:hAnsi="Times New Roman" w:cs="Times New Roman"/>
@@ -269,7 +258,23 @@
           <w:rFonts w:ascii="Times New Roman" w:hAnsi="Times New Roman"/>
           <w:lang w:val="de-DE"/>
         </w:rPr>
-        <w:t xml:space="preserve">(*) e-mail: </w:t>
+        <w:t xml:space="preserve">(*) </w:t>
+      </w:r>
+      <w:proofErr w:type="spellStart"/>
+      <w:r>
+        <w:rPr>
+          <w:rFonts w:ascii="Times New Roman" w:hAnsi="Times New Roman"/>
+          <w:lang w:val="de-DE"/>
+        </w:rPr>
+        <w:t>e-mail</w:t>
+      </w:r>
+      <w:proofErr w:type="spellEnd"/>
+      <w:r>
+        <w:rPr>
+          <w:rFonts w:ascii="Times New Roman" w:hAnsi="Times New Roman"/>
+          <w:lang w:val="de-DE"/>
+        </w:rPr>
+        <w:t xml:space="preserve">: </w:t>
       </w:r>
       <w:hyperlink r:id="rId7" w:history="1">
         <w:r>
@@ -291,7 +296,7 @@
     </w:p>
     <w:p>
       <w:pPr>
-        <w:pStyle w:val="Textkrper2"/>
+        <w:pStyle w:val="BodyText2"/>
         <w:ind w:firstLine="0"/>
         <w:jc w:val="left"/>
         <w:rPr>
@@ -315,7 +320,43 @@
           <w:sz w:val="24"/>
           <w:szCs w:val="24"/>
         </w:rPr>
-        <w:t xml:space="preserve">hase behavior is a prerequisite for a basic understanding of thermophysical properties. A number of systematic studies focusing on liquid-liquid equilibria were published during the last decades. As some studies have been focused on specific tasks, e.g., extraction, the avoidance of a demixing (fuel technology) or the optimization of specific formulations (pharmaceutics or cosmetics), scientific driven systematic studies are rare. Experimental results are often described in terms of empirical or semi-empirical or group contribution models, sometimes more sophisticated simulations corroborate the results. </w:t>
+        <w:t xml:space="preserve">hase behavior is a prerequisite for a basic understanding of thermophysical properties. </w:t>
+      </w:r>
+      <w:proofErr w:type="gramStart"/>
+      <w:r>
+        <w:rPr>
+          <w:rFonts w:ascii="Times New Roman" w:hAnsi="Times New Roman" w:cs="Times New Roman"/>
+          <w:sz w:val="24"/>
+          <w:szCs w:val="24"/>
+        </w:rPr>
+        <w:t>A number of</w:t>
+      </w:r>
+      <w:proofErr w:type="gramEnd"/>
+      <w:r>
+        <w:rPr>
+          <w:rFonts w:ascii="Times New Roman" w:hAnsi="Times New Roman" w:cs="Times New Roman"/>
+          <w:sz w:val="24"/>
+          <w:szCs w:val="24"/>
+        </w:rPr>
+        <w:t xml:space="preserve"> systematic studies focusing on liquid-liquid equilibria were published during the last decades. As some studies have been focused on specific tasks, e.g., extraction, the avoidance of a </w:t>
+      </w:r>
+      <w:proofErr w:type="spellStart"/>
+      <w:r>
+        <w:rPr>
+          <w:rFonts w:ascii="Times New Roman" w:hAnsi="Times New Roman" w:cs="Times New Roman"/>
+          <w:sz w:val="24"/>
+          <w:szCs w:val="24"/>
+        </w:rPr>
+        <w:t>demixing</w:t>
+      </w:r>
+      <w:proofErr w:type="spellEnd"/>
+      <w:r>
+        <w:rPr>
+          <w:rFonts w:ascii="Times New Roman" w:hAnsi="Times New Roman" w:cs="Times New Roman"/>
+          <w:sz w:val="24"/>
+          <w:szCs w:val="24"/>
+        </w:rPr>
+        <w:t xml:space="preserve"> (fuel technology) or the optimization of specific formulations (pharmaceutics or cosmetics), scientific driven systematic studies are rare. Experimental results are often described in terms of empirical or semi-empirical or group contribution models, sometimes more sophisticated simulations corroborate the results. </w:t>
       </w:r>
       <w:r>
         <w:rPr>
@@ -349,7 +390,25 @@
           <w:szCs w:val="24"/>
         </w:rPr>
         <w:br/>
-        <w:t>Therefore, we have performed systematic investigations on the liquid-liquid phase behavior of mixtures of normal alkanes with the molecular solvents ethanol or acetonitrile</w:t>
+        <w:t xml:space="preserve">Therefore, we have performed systematic investigations on the liquid-liquid phase behavior of mixtures of normal alkanes with the molecular </w:t>
+      </w:r>
+      <w:proofErr w:type="gramStart"/>
+      <w:r>
+        <w:rPr>
+          <w:rFonts w:ascii="Times New Roman" w:hAnsi="Times New Roman" w:cs="Times New Roman"/>
+          <w:sz w:val="24"/>
+          <w:szCs w:val="24"/>
+        </w:rPr>
+        <w:t>solvents</w:t>
+      </w:r>
+      <w:proofErr w:type="gramEnd"/>
+      <w:r>
+        <w:rPr>
+          <w:rFonts w:ascii="Times New Roman" w:hAnsi="Times New Roman" w:cs="Times New Roman"/>
+          <w:sz w:val="24"/>
+          <w:szCs w:val="24"/>
+        </w:rPr>
+        <w:t xml:space="preserve"> ethanol or acetonitrile</w:t>
       </w:r>
       <w:r>
         <w:rPr>
@@ -367,6 +426,7 @@
         </w:rPr>
         <w:t xml:space="preserve">. Both types of mixtures show partial miscibility with upper critical solution temperatures, which are shifted systematically when the chain lengths of one component and, therefore, the molecular interactions are varied gradually. The main objective was to identify systematic trends of the phase behavior. Ethanol as a polar molecule connected with a dipole moment comparable to water </w:t>
       </w:r>
+      <w:proofErr w:type="gramStart"/>
       <w:r>
         <w:rPr>
           <w:rFonts w:ascii="Times New Roman" w:hAnsi="Times New Roman" w:cs="Times New Roman"/>
@@ -374,7 +434,17 @@
           <w:szCs w:val="24"/>
           <w:lang w:val="en-NZ"/>
         </w:rPr>
-        <w:t>is able to form hydrogen bonds</w:t>
+        <w:t>is able to</w:t>
+      </w:r>
+      <w:proofErr w:type="gramEnd"/>
+      <w:r>
+        <w:rPr>
+          <w:rFonts w:ascii="Times New Roman" w:hAnsi="Times New Roman" w:cs="Times New Roman"/>
+          <w:sz w:val="24"/>
+          <w:szCs w:val="24"/>
+          <w:lang w:val="en-NZ"/>
+        </w:rPr>
+        <w:t xml:space="preserve"> form hydrogen bonds</w:t>
       </w:r>
       <w:r>
         <w:rPr>
@@ -436,7 +506,27 @@
           <w:szCs w:val="24"/>
           <w:lang w:val="en-NZ"/>
         </w:rPr>
-        <w:t>lar beavior as ACN mixtures. On the molecular level</w:t>
+        <w:t xml:space="preserve">lar </w:t>
+      </w:r>
+      <w:proofErr w:type="spellStart"/>
+      <w:r>
+        <w:rPr>
+          <w:rFonts w:ascii="Times New Roman" w:hAnsi="Times New Roman" w:cs="Times New Roman"/>
+          <w:sz w:val="24"/>
+          <w:szCs w:val="24"/>
+          <w:lang w:val="en-NZ"/>
+        </w:rPr>
+        <w:t>beavior</w:t>
+      </w:r>
+      <w:proofErr w:type="spellEnd"/>
+      <w:r>
+        <w:rPr>
+          <w:rFonts w:ascii="Times New Roman" w:hAnsi="Times New Roman" w:cs="Times New Roman"/>
+          <w:sz w:val="24"/>
+          <w:szCs w:val="24"/>
+          <w:lang w:val="en-NZ"/>
+        </w:rPr>
+        <w:t xml:space="preserve"> as ACN mixtures. On the molecular level</w:t>
       </w:r>
       <w:r>
         <w:rPr>
@@ -477,7 +567,7 @@
     </w:p>
     <w:p>
       <w:pPr>
-        <w:pStyle w:val="Textkrper2"/>
+        <w:pStyle w:val="BodyText2"/>
         <w:ind w:firstLine="0"/>
         <w:jc w:val="left"/>
         <w:rPr>
@@ -490,7 +580,7 @@
     </w:p>
     <w:p>
       <w:pPr>
-        <w:pStyle w:val="Textkrper2"/>
+        <w:pStyle w:val="BodyText2"/>
         <w:ind w:firstLine="0"/>
         <w:jc w:val="left"/>
         <w:rPr>
@@ -538,7 +628,25 @@
           <w:sz w:val="24"/>
           <w:szCs w:val="24"/>
         </w:rPr>
-        <w:t xml:space="preserve">how limited miscibility with upper critical solution temperatures (UCSTs), they show variations from a asymmetric shape to an almost symmetrical one. The UCST decreases with decreasing length of the alkyl-chains of the alkane. </w:t>
+        <w:t xml:space="preserve">how limited miscibility with upper critical solution temperatures (UCSTs), they show variations from </w:t>
+      </w:r>
+      <w:proofErr w:type="gramStart"/>
+      <w:r>
+        <w:rPr>
+          <w:rFonts w:ascii="Times New Roman" w:hAnsi="Times New Roman" w:cs="Times New Roman"/>
+          <w:sz w:val="24"/>
+          <w:szCs w:val="24"/>
+        </w:rPr>
+        <w:t>a</w:t>
+      </w:r>
+      <w:proofErr w:type="gramEnd"/>
+      <w:r>
+        <w:rPr>
+          <w:rFonts w:ascii="Times New Roman" w:hAnsi="Times New Roman" w:cs="Times New Roman"/>
+          <w:sz w:val="24"/>
+          <w:szCs w:val="24"/>
+        </w:rPr>
+        <w:t xml:space="preserve"> asymmetric shape to an almost symmetrical one. The UCST decreases with decreasing length of the alkyl-chains of the alkane. </w:t>
       </w:r>
       <w:r>
         <w:rPr>
@@ -631,7 +739,7 @@
     </w:p>
     <w:p>
       <w:pPr>
-        <w:pStyle w:val="Textkrper2"/>
+        <w:pStyle w:val="BodyText2"/>
         <w:jc w:val="left"/>
         <w:rPr>
           <w:rFonts w:ascii="Times New Roman" w:hAnsi="Times New Roman" w:cs="Times New Roman"/>
@@ -640,8 +748,6 @@
           <w:lang w:val="en-GB"/>
         </w:rPr>
       </w:pPr>
-      <w:bookmarkStart w:id="0" w:name="_GoBack"/>
-      <w:bookmarkEnd w:id="0"/>
     </w:p>
     <w:p>
       <w:pPr>
@@ -684,7 +790,35 @@
         <w:rPr>
           <w:rFonts w:ascii="Times New Roman" w:hAnsi="Times New Roman" w:cs="Times New Roman"/>
         </w:rPr>
-        <w:t xml:space="preserve">S. Diekmann, E. Dederer, S. Charmeteau, S. Wagenfeld, J. Kiefer, W. Schröer, B. Rathke, </w:t>
+        <w:t xml:space="preserve">S. Diekmann, E. Dederer, S. </w:t>
+      </w:r>
+      <w:proofErr w:type="spellStart"/>
+      <w:r>
+        <w:rPr>
+          <w:rFonts w:ascii="Times New Roman" w:hAnsi="Times New Roman" w:cs="Times New Roman"/>
+        </w:rPr>
+        <w:t>Charmeteau</w:t>
+      </w:r>
+      <w:proofErr w:type="spellEnd"/>
+      <w:r>
+        <w:rPr>
+          <w:rFonts w:ascii="Times New Roman" w:hAnsi="Times New Roman" w:cs="Times New Roman"/>
+        </w:rPr>
+        <w:t xml:space="preserve">, S. </w:t>
+      </w:r>
+      <w:proofErr w:type="spellStart"/>
+      <w:r>
+        <w:rPr>
+          <w:rFonts w:ascii="Times New Roman" w:hAnsi="Times New Roman" w:cs="Times New Roman"/>
+        </w:rPr>
+        <w:t>Wagenfeld</w:t>
+      </w:r>
+      <w:proofErr w:type="spellEnd"/>
+      <w:r>
+        <w:rPr>
+          <w:rFonts w:ascii="Times New Roman" w:hAnsi="Times New Roman" w:cs="Times New Roman"/>
+        </w:rPr>
+        <w:t xml:space="preserve">, J. Kiefer, W. Schröer, B. Rathke, </w:t>
       </w:r>
       <w:r>
         <w:rPr>
@@ -835,7 +969,55 @@
           <w:rFonts w:ascii="Times New Roman" w:hAnsi="Times New Roman" w:cs="Times New Roman"/>
           <w:lang w:val="de-DE"/>
         </w:rPr>
-        <w:t xml:space="preserve">H. Matsuda, T. Segawa, T. Tsuji, K. Naito, Y. Kakuta, K. Kurihara, K. Tochigi, </w:t>
+        <w:t xml:space="preserve">H. Matsuda, T. Segawa, T. Tsuji, K. </w:t>
+      </w:r>
+      <w:proofErr w:type="spellStart"/>
+      <w:r>
+        <w:rPr>
+          <w:rFonts w:ascii="Times New Roman" w:hAnsi="Times New Roman" w:cs="Times New Roman"/>
+          <w:lang w:val="de-DE"/>
+        </w:rPr>
+        <w:t>Naito</w:t>
+      </w:r>
+      <w:proofErr w:type="spellEnd"/>
+      <w:r>
+        <w:rPr>
+          <w:rFonts w:ascii="Times New Roman" w:hAnsi="Times New Roman" w:cs="Times New Roman"/>
+          <w:lang w:val="de-DE"/>
+        </w:rPr>
+        <w:t xml:space="preserve">, Y. Kakuta, K. </w:t>
+      </w:r>
+      <w:proofErr w:type="spellStart"/>
+      <w:r>
+        <w:rPr>
+          <w:rFonts w:ascii="Times New Roman" w:hAnsi="Times New Roman" w:cs="Times New Roman"/>
+          <w:lang w:val="de-DE"/>
+        </w:rPr>
+        <w:t>Kurihara</w:t>
+      </w:r>
+      <w:proofErr w:type="spellEnd"/>
+      <w:r>
+        <w:rPr>
+          <w:rFonts w:ascii="Times New Roman" w:hAnsi="Times New Roman" w:cs="Times New Roman"/>
+          <w:lang w:val="de-DE"/>
+        </w:rPr>
+        <w:t xml:space="preserve">, K. </w:t>
+      </w:r>
+      <w:proofErr w:type="spellStart"/>
+      <w:r>
+        <w:rPr>
+          <w:rFonts w:ascii="Times New Roman" w:hAnsi="Times New Roman" w:cs="Times New Roman"/>
+          <w:lang w:val="de-DE"/>
+        </w:rPr>
+        <w:t>Tochigi</w:t>
+      </w:r>
+      <w:proofErr w:type="spellEnd"/>
+      <w:r>
+        <w:rPr>
+          <w:rFonts w:ascii="Times New Roman" w:hAnsi="Times New Roman" w:cs="Times New Roman"/>
+          <w:lang w:val="de-DE"/>
+        </w:rPr>
+        <w:t xml:space="preserve">, </w:t>
       </w:r>
       <w:r>
         <w:rPr>
@@ -912,8 +1094,8 @@
 </file>
 
 <file path=word/endnotes.xml><?xml version="1.0" encoding="utf-8"?>
-<w:endnotes xmlns:ve="http://schemas.openxmlformats.org/markup-compatibility/2006" xmlns:o="urn:schemas-microsoft-com:office:office" xmlns:r="http://schemas.openxmlformats.org/officeDocument/2006/relationships" xmlns:m="http://schemas.openxmlformats.org/officeDocument/2006/math" xmlns:v="urn:schemas-microsoft-com:vml" xmlns:wp="http://schemas.openxmlformats.org/drawingml/2006/wordprocessingDrawing" xmlns:w10="urn:schemas-microsoft-com:office:word" xmlns:w="http://schemas.openxmlformats.org/wordprocessingml/2006/main" xmlns:wne="http://schemas.microsoft.com/office/word/2006/wordml">
-  <w:endnote w:type="separator" w:id="0">
+<w:endnotes xmlns:wpc="http://schemas.microsoft.com/office/word/2010/wordprocessingCanvas" xmlns:cx="http://schemas.microsoft.com/office/drawing/2014/chartex" xmlns:cx1="http://schemas.microsoft.com/office/drawing/2015/9/8/chartex" xmlns:cx2="http://schemas.microsoft.com/office/drawing/2015/10/21/chartex" xmlns:cx3="http://schemas.microsoft.com/office/drawing/2016/5/9/chartex" xmlns:cx4="http://schemas.microsoft.com/office/drawing/2016/5/10/chartex" xmlns:cx5="http://schemas.microsoft.com/office/drawing/2016/5/11/chartex" xmlns:cx6="http://schemas.microsoft.com/office/drawing/2016/5/12/chartex" xmlns:cx7="http://schemas.microsoft.com/office/drawing/2016/5/13/chartex" xmlns:cx8="http://schemas.microsoft.com/office/drawing/2016/5/14/chartex" xmlns:mc="http://schemas.openxmlformats.org/markup-compatibility/2006" xmlns:aink="http://schemas.microsoft.com/office/drawing/2016/ink" xmlns:am3d="http://schemas.microsoft.com/office/drawing/2017/model3d" xmlns:o="urn:schemas-microsoft-com:office:office" xmlns:oel="http://schemas.microsoft.com/office/2019/extlst" xmlns:r="http://schemas.openxmlformats.org/officeDocument/2006/relationships" xmlns:m="http://schemas.openxmlformats.org/officeDocument/2006/math" xmlns:v="urn:schemas-microsoft-com:vml" xmlns:wp14="http://schemas.microsoft.com/office/word/2010/wordprocessingDrawing" xmlns:wp="http://schemas.openxmlformats.org/drawingml/2006/wordprocessingDrawing" xmlns:w10="urn:schemas-microsoft-com:office:word" xmlns:w="http://schemas.openxmlformats.org/wordprocessingml/2006/main" xmlns:w14="http://schemas.microsoft.com/office/word/2010/wordml" xmlns:w15="http://schemas.microsoft.com/office/word/2012/wordml" xmlns:w16cex="http://schemas.microsoft.com/office/word/2018/wordml/cex" xmlns:w16cid="http://schemas.microsoft.com/office/word/2016/wordml/cid" xmlns:w16="http://schemas.microsoft.com/office/word/2018/wordml" xmlns:w16du="http://schemas.microsoft.com/office/word/2023/wordml/word16du" xmlns:w16sdtdh="http://schemas.microsoft.com/office/word/2020/wordml/sdtdatahash" xmlns:w16sdtfl="http://schemas.microsoft.com/office/word/2024/wordml/sdtformatlock" xmlns:w16se="http://schemas.microsoft.com/office/word/2015/wordml/symex" xmlns:wpg="http://schemas.microsoft.com/office/word/2010/wordprocessingGroup" xmlns:wpi="http://schemas.microsoft.com/office/word/2010/wordprocessingInk" xmlns:wne="http://schemas.microsoft.com/office/word/2006/wordml" xmlns:wps="http://schemas.microsoft.com/office/word/2010/wordprocessingShape" mc:Ignorable="w14 w15 w16se w16cid w16 w16cex w16sdtdh w16sdtfl w16du wp14">
+  <w:endnote w:type="separator" w:id="-1">
     <w:p>
       <w:pPr>
         <w:rPr>
@@ -928,7 +1110,7 @@
       </w:r>
     </w:p>
   </w:endnote>
-  <w:endnote w:type="continuationSeparator" w:id="1">
+  <w:endnote w:type="continuationSeparator" w:id="0">
     <w:p>
       <w:pPr>
         <w:rPr>
@@ -947,8 +1129,8 @@
 </file>
 
 <file path=word/footnotes.xml><?xml version="1.0" encoding="utf-8"?>
-<w:footnotes xmlns:ve="http://schemas.openxmlformats.org/markup-compatibility/2006" xmlns:o="urn:schemas-microsoft-com:office:office" xmlns:r="http://schemas.openxmlformats.org/officeDocument/2006/relationships" xmlns:m="http://schemas.openxmlformats.org/officeDocument/2006/math" xmlns:v="urn:schemas-microsoft-com:vml" xmlns:wp="http://schemas.openxmlformats.org/drawingml/2006/wordprocessingDrawing" xmlns:w10="urn:schemas-microsoft-com:office:word" xmlns:w="http://schemas.openxmlformats.org/wordprocessingml/2006/main" xmlns:wne="http://schemas.microsoft.com/office/word/2006/wordml">
-  <w:footnote w:type="separator" w:id="0">
+<w:footnotes xmlns:wpc="http://schemas.microsoft.com/office/word/2010/wordprocessingCanvas" xmlns:cx="http://schemas.microsoft.com/office/drawing/2014/chartex" xmlns:cx1="http://schemas.microsoft.com/office/drawing/2015/9/8/chartex" xmlns:cx2="http://schemas.microsoft.com/office/drawing/2015/10/21/chartex" xmlns:cx3="http://schemas.microsoft.com/office/drawing/2016/5/9/chartex" xmlns:cx4="http://schemas.microsoft.com/office/drawing/2016/5/10/chartex" xmlns:cx5="http://schemas.microsoft.com/office/drawing/2016/5/11/chartex" xmlns:cx6="http://schemas.microsoft.com/office/drawing/2016/5/12/chartex" xmlns:cx7="http://schemas.microsoft.com/office/drawing/2016/5/13/chartex" xmlns:cx8="http://schemas.microsoft.com/office/drawing/2016/5/14/chartex" xmlns:mc="http://schemas.openxmlformats.org/markup-compatibility/2006" xmlns:aink="http://schemas.microsoft.com/office/drawing/2016/ink" xmlns:am3d="http://schemas.microsoft.com/office/drawing/2017/model3d" xmlns:o="urn:schemas-microsoft-com:office:office" xmlns:oel="http://schemas.microsoft.com/office/2019/extlst" xmlns:r="http://schemas.openxmlformats.org/officeDocument/2006/relationships" xmlns:m="http://schemas.openxmlformats.org/officeDocument/2006/math" xmlns:v="urn:schemas-microsoft-com:vml" xmlns:wp14="http://schemas.microsoft.com/office/word/2010/wordprocessingDrawing" xmlns:wp="http://schemas.openxmlformats.org/drawingml/2006/wordprocessingDrawing" xmlns:w10="urn:schemas-microsoft-com:office:word" xmlns:w="http://schemas.openxmlformats.org/wordprocessingml/2006/main" xmlns:w14="http://schemas.microsoft.com/office/word/2010/wordml" xmlns:w15="http://schemas.microsoft.com/office/word/2012/wordml" xmlns:w16cex="http://schemas.microsoft.com/office/word/2018/wordml/cex" xmlns:w16cid="http://schemas.microsoft.com/office/word/2016/wordml/cid" xmlns:w16="http://schemas.microsoft.com/office/word/2018/wordml" xmlns:w16du="http://schemas.microsoft.com/office/word/2023/wordml/word16du" xmlns:w16sdtdh="http://schemas.microsoft.com/office/word/2020/wordml/sdtdatahash" xmlns:w16sdtfl="http://schemas.microsoft.com/office/word/2024/wordml/sdtformatlock" xmlns:w16se="http://schemas.microsoft.com/office/word/2015/wordml/symex" xmlns:wpg="http://schemas.microsoft.com/office/word/2010/wordprocessingGroup" xmlns:wpi="http://schemas.microsoft.com/office/word/2010/wordprocessingInk" xmlns:wne="http://schemas.microsoft.com/office/word/2006/wordml" xmlns:wps="http://schemas.microsoft.com/office/word/2010/wordprocessingShape" mc:Ignorable="w14 w15 w16se w16cid w16 w16cex w16sdtdh w16sdtfl w16du wp14">
+  <w:footnote w:type="separator" w:id="-1">
     <w:p>
       <w:pPr>
         <w:rPr>
@@ -963,7 +1145,7 @@
       </w:r>
     </w:p>
   </w:footnote>
-  <w:footnote w:type="continuationSeparator" w:id="1">
+  <w:footnote w:type="continuationSeparator" w:id="0">
     <w:p>
       <w:pPr>
         <w:rPr>
@@ -982,10 +1164,10 @@
 </file>
 
 <file path=word/header1.xml><?xml version="1.0" encoding="utf-8"?>
-<w:hdr xmlns:ve="http://schemas.openxmlformats.org/markup-compatibility/2006" xmlns:o="urn:schemas-microsoft-com:office:office" xmlns:r="http://schemas.openxmlformats.org/officeDocument/2006/relationships" xmlns:m="http://schemas.openxmlformats.org/officeDocument/2006/math" xmlns:v="urn:schemas-microsoft-com:vml" xmlns:wp="http://schemas.openxmlformats.org/drawingml/2006/wordprocessingDrawing" xmlns:w10="urn:schemas-microsoft-com:office:word" xmlns:w="http://schemas.openxmlformats.org/wordprocessingml/2006/main" xmlns:wne="http://schemas.microsoft.com/office/word/2006/wordml">
+<w:hdr xmlns:wpc="http://schemas.microsoft.com/office/word/2010/wordprocessingCanvas" xmlns:cx="http://schemas.microsoft.com/office/drawing/2014/chartex" xmlns:cx1="http://schemas.microsoft.com/office/drawing/2015/9/8/chartex" xmlns:cx2="http://schemas.microsoft.com/office/drawing/2015/10/21/chartex" xmlns:cx3="http://schemas.microsoft.com/office/drawing/2016/5/9/chartex" xmlns:cx4="http://schemas.microsoft.com/office/drawing/2016/5/10/chartex" xmlns:cx5="http://schemas.microsoft.com/office/drawing/2016/5/11/chartex" xmlns:cx6="http://schemas.microsoft.com/office/drawing/2016/5/12/chartex" xmlns:cx7="http://schemas.microsoft.com/office/drawing/2016/5/13/chartex" xmlns:cx8="http://schemas.microsoft.com/office/drawing/2016/5/14/chartex" xmlns:mc="http://schemas.openxmlformats.org/markup-compatibility/2006" xmlns:aink="http://schemas.microsoft.com/office/drawing/2016/ink" xmlns:am3d="http://schemas.microsoft.com/office/drawing/2017/model3d" xmlns:o="urn:schemas-microsoft-com:office:office" xmlns:oel="http://schemas.microsoft.com/office/2019/extlst" xmlns:r="http://schemas.openxmlformats.org/officeDocument/2006/relationships" xmlns:m="http://schemas.openxmlformats.org/officeDocument/2006/math" xmlns:v="urn:schemas-microsoft-com:vml" xmlns:wp14="http://schemas.microsoft.com/office/word/2010/wordprocessingDrawing" xmlns:wp="http://schemas.openxmlformats.org/drawingml/2006/wordprocessingDrawing" xmlns:w10="urn:schemas-microsoft-com:office:word" xmlns:w="http://schemas.openxmlformats.org/wordprocessingml/2006/main" xmlns:w14="http://schemas.microsoft.com/office/word/2010/wordml" xmlns:w15="http://schemas.microsoft.com/office/word/2012/wordml" xmlns:w16cex="http://schemas.microsoft.com/office/word/2018/wordml/cex" xmlns:w16cid="http://schemas.microsoft.com/office/word/2016/wordml/cid" xmlns:w16="http://schemas.microsoft.com/office/word/2018/wordml" xmlns:w16du="http://schemas.microsoft.com/office/word/2023/wordml/word16du" xmlns:w16sdtdh="http://schemas.microsoft.com/office/word/2020/wordml/sdtdatahash" xmlns:w16sdtfl="http://schemas.microsoft.com/office/word/2024/wordml/sdtformatlock" xmlns:w16se="http://schemas.microsoft.com/office/word/2015/wordml/symex" xmlns:wpg="http://schemas.microsoft.com/office/word/2010/wordprocessingGroup" xmlns:wpi="http://schemas.microsoft.com/office/word/2010/wordprocessingInk" xmlns:wne="http://schemas.microsoft.com/office/word/2006/wordml" xmlns:wps="http://schemas.microsoft.com/office/word/2010/wordprocessingShape" mc:Ignorable="w14 w15 w16se w16cid w16 w16cex w16sdtdh w16sdtfl w16du wp14">
   <w:p>
     <w:pPr>
-      <w:pStyle w:val="Kopfzeile"/>
+      <w:pStyle w:val="Header"/>
       <w:jc w:val="center"/>
       <w:rPr>
         <w:rFonts w:asciiTheme="minorHAnsi" w:hAnsiTheme="minorHAnsi" w:cs="Times New Roman"/>
@@ -1018,7 +1200,7 @@
   </w:p>
   <w:p>
     <w:pPr>
-      <w:pStyle w:val="Kopfzeile"/>
+      <w:pStyle w:val="Header"/>
       <w:tabs>
         <w:tab w:val="clear" w:pos="4320"/>
       </w:tabs>
@@ -1031,6 +1213,7 @@
         <w:szCs w:val="22"/>
       </w:rPr>
     </w:pPr>
+    <w:proofErr w:type="gramStart"/>
     <w:r>
       <w:rPr>
         <w:rFonts w:asciiTheme="minorHAnsi" w:hAnsiTheme="minorHAnsi" w:cs="Times New Roman"/>
@@ -1051,6 +1234,7 @@
       </w:rPr>
       <w:t>(</w:t>
     </w:r>
+    <w:proofErr w:type="gramEnd"/>
     <w:r>
       <w:rPr>
         <w:rFonts w:asciiTheme="minorHAnsi" w:hAnsiTheme="minorHAnsi" w:cs="Times New Roman"/>
@@ -1148,8 +1332,8 @@
 </file>
 
 <file path=word/numbering.xml><?xml version="1.0" encoding="utf-8"?>
-<w:numbering xmlns:ve="http://schemas.openxmlformats.org/markup-compatibility/2006" xmlns:o="urn:schemas-microsoft-com:office:office" xmlns:r="http://schemas.openxmlformats.org/officeDocument/2006/relationships" xmlns:m="http://schemas.openxmlformats.org/officeDocument/2006/math" xmlns:v="urn:schemas-microsoft-com:vml" xmlns:wp="http://schemas.openxmlformats.org/drawingml/2006/wordprocessingDrawing" xmlns:w10="urn:schemas-microsoft-com:office:word" xmlns:w="http://schemas.openxmlformats.org/wordprocessingml/2006/main" xmlns:wne="http://schemas.microsoft.com/office/word/2006/wordml">
-  <w:abstractNum w:abstractNumId="0">
+<w:numbering xmlns:wpc="http://schemas.microsoft.com/office/word/2010/wordprocessingCanvas" xmlns:cx="http://schemas.microsoft.com/office/drawing/2014/chartex" xmlns:cx1="http://schemas.microsoft.com/office/drawing/2015/9/8/chartex" xmlns:cx2="http://schemas.microsoft.com/office/drawing/2015/10/21/chartex" xmlns:cx3="http://schemas.microsoft.com/office/drawing/2016/5/9/chartex" xmlns:cx4="http://schemas.microsoft.com/office/drawing/2016/5/10/chartex" xmlns:cx5="http://schemas.microsoft.com/office/drawing/2016/5/11/chartex" xmlns:cx6="http://schemas.microsoft.com/office/drawing/2016/5/12/chartex" xmlns:cx7="http://schemas.microsoft.com/office/drawing/2016/5/13/chartex" xmlns:cx8="http://schemas.microsoft.com/office/drawing/2016/5/14/chartex" xmlns:mc="http://schemas.openxmlformats.org/markup-compatibility/2006" xmlns:aink="http://schemas.microsoft.com/office/drawing/2016/ink" xmlns:am3d="http://schemas.microsoft.com/office/drawing/2017/model3d" xmlns:o="urn:schemas-microsoft-com:office:office" xmlns:oel="http://schemas.microsoft.com/office/2019/extlst" xmlns:r="http://schemas.openxmlformats.org/officeDocument/2006/relationships" xmlns:m="http://schemas.openxmlformats.org/officeDocument/2006/math" xmlns:v="urn:schemas-microsoft-com:vml" xmlns:wp14="http://schemas.microsoft.com/office/word/2010/wordprocessingDrawing" xmlns:wp="http://schemas.openxmlformats.org/drawingml/2006/wordprocessingDrawing" xmlns:w10="urn:schemas-microsoft-com:office:word" xmlns:w="http://schemas.openxmlformats.org/wordprocessingml/2006/main" xmlns:w14="http://schemas.microsoft.com/office/word/2010/wordml" xmlns:w15="http://schemas.microsoft.com/office/word/2012/wordml" xmlns:w16cex="http://schemas.microsoft.com/office/word/2018/wordml/cex" xmlns:w16cid="http://schemas.microsoft.com/office/word/2016/wordml/cid" xmlns:w16="http://schemas.microsoft.com/office/word/2018/wordml" xmlns:w16du="http://schemas.microsoft.com/office/word/2023/wordml/word16du" xmlns:w16sdtdh="http://schemas.microsoft.com/office/word/2020/wordml/sdtdatahash" xmlns:w16sdtfl="http://schemas.microsoft.com/office/word/2024/wordml/sdtformatlock" xmlns:w16se="http://schemas.microsoft.com/office/word/2015/wordml/symex" xmlns:wpg="http://schemas.microsoft.com/office/word/2010/wordprocessingGroup" xmlns:wpi="http://schemas.microsoft.com/office/word/2010/wordprocessingInk" xmlns:wne="http://schemas.microsoft.com/office/word/2006/wordml" xmlns:wps="http://schemas.microsoft.com/office/word/2010/wordprocessingShape" mc:Ignorable="w14 w15 w16se w16cid w16 w16cex w16sdtdh w16sdtfl w16du wp14">
+  <w:abstractNum w:abstractNumId="0" w15:restartNumberingAfterBreak="0">
     <w:nsid w:val="650F4434"/>
     <w:multiLevelType w:val="hybridMultilevel"/>
     <w:tmpl w:val="91025D78"/>
@@ -1289,14 +1473,14 @@
       </w:rPr>
     </w:lvl>
   </w:abstractNum>
-  <w:num w:numId="1">
+  <w:num w:numId="1" w16cid:durableId="1912228346">
     <w:abstractNumId w:val="0"/>
   </w:num>
 </w:numbering>
 </file>
 
 <file path=word/styles.xml><?xml version="1.0" encoding="utf-8"?>
-<w:styles xmlns:r="http://schemas.openxmlformats.org/officeDocument/2006/relationships" xmlns:w="http://schemas.openxmlformats.org/wordprocessingml/2006/main">
+<w:styles xmlns:mc="http://schemas.openxmlformats.org/markup-compatibility/2006" xmlns:r="http://schemas.openxmlformats.org/officeDocument/2006/relationships" xmlns:w="http://schemas.openxmlformats.org/wordprocessingml/2006/main" xmlns:w14="http://schemas.microsoft.com/office/word/2010/wordml" xmlns:w15="http://schemas.microsoft.com/office/word/2012/wordml" xmlns:w16cex="http://schemas.microsoft.com/office/word/2018/wordml/cex" xmlns:w16cid="http://schemas.microsoft.com/office/word/2016/wordml/cid" xmlns:w16="http://schemas.microsoft.com/office/word/2018/wordml" xmlns:w16du="http://schemas.microsoft.com/office/word/2023/wordml/word16du" xmlns:w16sdtdh="http://schemas.microsoft.com/office/word/2020/wordml/sdtdatahash" xmlns:w16sdtfl="http://schemas.microsoft.com/office/word/2024/wordml/sdtformatlock" xmlns:w16se="http://schemas.microsoft.com/office/word/2015/wordml/symex" mc:Ignorable="w14 w15 w16se w16cid w16 w16cex w16sdtdh w16sdtfl w16du">
   <w:docDefaults>
     <w:rPrDefault>
       <w:rPr>
@@ -1306,7 +1490,7 @@
     </w:rPrDefault>
     <w:pPrDefault/>
   </w:docDefaults>
-  <w:latentStyles w:defLockedState="0" w:defUIPriority="0" w:defSemiHidden="0" w:defUnhideWhenUsed="0" w:defQFormat="0" w:count="267">
+  <w:latentStyles w:defLockedState="0" w:defUIPriority="0" w:defSemiHidden="0" w:defUnhideWhenUsed="0" w:defQFormat="0" w:count="376">
     <w:lsdException w:name="Normal" w:qFormat="1"/>
     <w:lsdException w:name="heading 1" w:qFormat="1"/>
     <w:lsdException w:name="heading 2" w:semiHidden="1" w:unhideWhenUsed="1" w:qFormat="1"/>
@@ -1322,6 +1506,50 @@
     <w:lsdException w:name="Subtitle" w:qFormat="1"/>
     <w:lsdException w:name="Strong" w:qFormat="1"/>
     <w:lsdException w:name="Emphasis" w:qFormat="1"/>
+    <w:lsdException w:name="Normal Table" w:semiHidden="1" w:unhideWhenUsed="1"/>
+    <w:lsdException w:name="Table Simple 1" w:semiHidden="1" w:unhideWhenUsed="1"/>
+    <w:lsdException w:name="Table Simple 2" w:semiHidden="1" w:unhideWhenUsed="1"/>
+    <w:lsdException w:name="Table Simple 3" w:semiHidden="1" w:unhideWhenUsed="1"/>
+    <w:lsdException w:name="Table Classic 1" w:semiHidden="1" w:unhideWhenUsed="1"/>
+    <w:lsdException w:name="Table Classic 2" w:semiHidden="1" w:unhideWhenUsed="1"/>
+    <w:lsdException w:name="Table Classic 3" w:semiHidden="1" w:unhideWhenUsed="1"/>
+    <w:lsdException w:name="Table Classic 4" w:semiHidden="1" w:unhideWhenUsed="1"/>
+    <w:lsdException w:name="Table Colorful 1" w:semiHidden="1" w:unhideWhenUsed="1"/>
+    <w:lsdException w:name="Table Colorful 2" w:semiHidden="1" w:unhideWhenUsed="1"/>
+    <w:lsdException w:name="Table Colorful 3" w:semiHidden="1" w:unhideWhenUsed="1"/>
+    <w:lsdException w:name="Table Columns 1" w:semiHidden="1" w:unhideWhenUsed="1"/>
+    <w:lsdException w:name="Table Columns 2" w:semiHidden="1" w:unhideWhenUsed="1"/>
+    <w:lsdException w:name="Table Columns 3" w:semiHidden="1" w:unhideWhenUsed="1"/>
+    <w:lsdException w:name="Table Columns 4" w:semiHidden="1" w:unhideWhenUsed="1"/>
+    <w:lsdException w:name="Table Columns 5" w:semiHidden="1" w:unhideWhenUsed="1"/>
+    <w:lsdException w:name="Table Grid 1" w:semiHidden="1" w:unhideWhenUsed="1"/>
+    <w:lsdException w:name="Table Grid 2" w:semiHidden="1" w:unhideWhenUsed="1"/>
+    <w:lsdException w:name="Table Grid 3" w:semiHidden="1" w:unhideWhenUsed="1"/>
+    <w:lsdException w:name="Table Grid 4" w:semiHidden="1" w:unhideWhenUsed="1"/>
+    <w:lsdException w:name="Table Grid 5" w:semiHidden="1" w:unhideWhenUsed="1"/>
+    <w:lsdException w:name="Table Grid 6" w:semiHidden="1" w:unhideWhenUsed="1"/>
+    <w:lsdException w:name="Table Grid 7" w:semiHidden="1" w:unhideWhenUsed="1"/>
+    <w:lsdException w:name="Table Grid 8" w:semiHidden="1" w:unhideWhenUsed="1"/>
+    <w:lsdException w:name="Table List 1" w:semiHidden="1" w:unhideWhenUsed="1"/>
+    <w:lsdException w:name="Table List 2" w:semiHidden="1" w:unhideWhenUsed="1"/>
+    <w:lsdException w:name="Table List 3" w:semiHidden="1" w:unhideWhenUsed="1"/>
+    <w:lsdException w:name="Table List 4" w:semiHidden="1" w:unhideWhenUsed="1"/>
+    <w:lsdException w:name="Table List 5" w:semiHidden="1" w:unhideWhenUsed="1"/>
+    <w:lsdException w:name="Table List 6" w:semiHidden="1" w:unhideWhenUsed="1"/>
+    <w:lsdException w:name="Table List 7" w:semiHidden="1" w:unhideWhenUsed="1"/>
+    <w:lsdException w:name="Table List 8" w:semiHidden="1" w:unhideWhenUsed="1"/>
+    <w:lsdException w:name="Table 3D effects 1" w:semiHidden="1" w:unhideWhenUsed="1"/>
+    <w:lsdException w:name="Table 3D effects 2" w:semiHidden="1" w:unhideWhenUsed="1"/>
+    <w:lsdException w:name="Table 3D effects 3" w:semiHidden="1" w:unhideWhenUsed="1"/>
+    <w:lsdException w:name="Table Contemporary" w:semiHidden="1" w:unhideWhenUsed="1"/>
+    <w:lsdException w:name="Table Elegant" w:semiHidden="1" w:unhideWhenUsed="1"/>
+    <w:lsdException w:name="Table Professional" w:semiHidden="1" w:unhideWhenUsed="1"/>
+    <w:lsdException w:name="Table Subtle 1" w:semiHidden="1" w:unhideWhenUsed="1"/>
+    <w:lsdException w:name="Table Subtle 2" w:semiHidden="1" w:unhideWhenUsed="1"/>
+    <w:lsdException w:name="Table Web 1" w:semiHidden="1" w:unhideWhenUsed="1"/>
+    <w:lsdException w:name="Table Web 2" w:semiHidden="1" w:unhideWhenUsed="1"/>
+    <w:lsdException w:name="Table Web 3" w:semiHidden="1" w:unhideWhenUsed="1"/>
+    <w:lsdException w:name="Table Theme" w:semiHidden="1" w:unhideWhenUsed="1"/>
     <w:lsdException w:name="Placeholder Text" w:semiHidden="1" w:uiPriority="99"/>
     <w:lsdException w:name="No Spacing" w:uiPriority="1" w:qFormat="1"/>
     <w:lsdException w:name="Light Shading" w:uiPriority="60"/>
@@ -1433,8 +1661,117 @@
     <w:lsdException w:name="Book Title" w:uiPriority="33" w:qFormat="1"/>
     <w:lsdException w:name="Bibliography" w:semiHidden="1" w:uiPriority="37" w:unhideWhenUsed="1"/>
     <w:lsdException w:name="TOC Heading" w:semiHidden="1" w:uiPriority="39" w:unhideWhenUsed="1" w:qFormat="1"/>
+    <w:lsdException w:name="Plain Table 1" w:uiPriority="41"/>
+    <w:lsdException w:name="Plain Table 2" w:uiPriority="42"/>
+    <w:lsdException w:name="Plain Table 3" w:uiPriority="43"/>
+    <w:lsdException w:name="Plain Table 4" w:uiPriority="44"/>
+    <w:lsdException w:name="Plain Table 5" w:uiPriority="45"/>
+    <w:lsdException w:name="Grid Table Light" w:uiPriority="40"/>
+    <w:lsdException w:name="Grid Table 1 Light" w:uiPriority="46"/>
+    <w:lsdException w:name="Grid Table 2" w:uiPriority="47"/>
+    <w:lsdException w:name="Grid Table 3" w:uiPriority="48"/>
+    <w:lsdException w:name="Grid Table 4" w:uiPriority="49"/>
+    <w:lsdException w:name="Grid Table 5 Dark" w:uiPriority="50"/>
+    <w:lsdException w:name="Grid Table 6 Colorful" w:uiPriority="51"/>
+    <w:lsdException w:name="Grid Table 7 Colorful" w:uiPriority="52"/>
+    <w:lsdException w:name="Grid Table 1 Light Accent 1" w:uiPriority="46"/>
+    <w:lsdException w:name="Grid Table 2 Accent 1" w:uiPriority="47"/>
+    <w:lsdException w:name="Grid Table 3 Accent 1" w:uiPriority="48"/>
+    <w:lsdException w:name="Grid Table 4 Accent 1" w:uiPriority="49"/>
+    <w:lsdException w:name="Grid Table 5 Dark Accent 1" w:uiPriority="50"/>
+    <w:lsdException w:name="Grid Table 6 Colorful Accent 1" w:uiPriority="51"/>
+    <w:lsdException w:name="Grid Table 7 Colorful Accent 1" w:uiPriority="52"/>
+    <w:lsdException w:name="Grid Table 1 Light Accent 2" w:uiPriority="46"/>
+    <w:lsdException w:name="Grid Table 2 Accent 2" w:uiPriority="47"/>
+    <w:lsdException w:name="Grid Table 3 Accent 2" w:uiPriority="48"/>
+    <w:lsdException w:name="Grid Table 4 Accent 2" w:uiPriority="49"/>
+    <w:lsdException w:name="Grid Table 5 Dark Accent 2" w:uiPriority="50"/>
+    <w:lsdException w:name="Grid Table 6 Colorful Accent 2" w:uiPriority="51"/>
+    <w:lsdException w:name="Grid Table 7 Colorful Accent 2" w:uiPriority="52"/>
+    <w:lsdException w:name="Grid Table 1 Light Accent 3" w:uiPriority="46"/>
+    <w:lsdException w:name="Grid Table 2 Accent 3" w:uiPriority="47"/>
+    <w:lsdException w:name="Grid Table 3 Accent 3" w:uiPriority="48"/>
+    <w:lsdException w:name="Grid Table 4 Accent 3" w:uiPriority="49"/>
+    <w:lsdException w:name="Grid Table 5 Dark Accent 3" w:uiPriority="50"/>
+    <w:lsdException w:name="Grid Table 6 Colorful Accent 3" w:uiPriority="51"/>
+    <w:lsdException w:name="Grid Table 7 Colorful Accent 3" w:uiPriority="52"/>
+    <w:lsdException w:name="Grid Table 1 Light Accent 4" w:uiPriority="46"/>
+    <w:lsdException w:name="Grid Table 2 Accent 4" w:uiPriority="47"/>
+    <w:lsdException w:name="Grid Table 3 Accent 4" w:uiPriority="48"/>
+    <w:lsdException w:name="Grid Table 4 Accent 4" w:uiPriority="49"/>
+    <w:lsdException w:name="Grid Table 5 Dark Accent 4" w:uiPriority="50"/>
+    <w:lsdException w:name="Grid Table 6 Colorful Accent 4" w:uiPriority="51"/>
+    <w:lsdException w:name="Grid Table 7 Colorful Accent 4" w:uiPriority="52"/>
+    <w:lsdException w:name="Grid Table 1 Light Accent 5" w:uiPriority="46"/>
+    <w:lsdException w:name="Grid Table 2 Accent 5" w:uiPriority="47"/>
+    <w:lsdException w:name="Grid Table 3 Accent 5" w:uiPriority="48"/>
+    <w:lsdException w:name="Grid Table 4 Accent 5" w:uiPriority="49"/>
+    <w:lsdException w:name="Grid Table 5 Dark Accent 5" w:uiPriority="50"/>
+    <w:lsdException w:name="Grid Table 6 Colorful Accent 5" w:uiPriority="51"/>
+    <w:lsdException w:name="Grid Table 7 Colorful Accent 5" w:uiPriority="52"/>
+    <w:lsdException w:name="Grid Table 1 Light Accent 6" w:uiPriority="46"/>
+    <w:lsdException w:name="Grid Table 2 Accent 6" w:uiPriority="47"/>
+    <w:lsdException w:name="Grid Table 3 Accent 6" w:uiPriority="48"/>
+    <w:lsdException w:name="Grid Table 4 Accent 6" w:uiPriority="49"/>
+    <w:lsdException w:name="Grid Table 5 Dark Accent 6" w:uiPriority="50"/>
+    <w:lsdException w:name="Grid Table 6 Colorful Accent 6" w:uiPriority="51"/>
+    <w:lsdException w:name="Grid Table 7 Colorful Accent 6" w:uiPriority="52"/>
+    <w:lsdException w:name="List Table 1 Light" w:uiPriority="46"/>
+    <w:lsdException w:name="List Table 2" w:uiPriority="47"/>
+    <w:lsdException w:name="List Table 3" w:uiPriority="48"/>
+    <w:lsdException w:name="List Table 4" w:uiPriority="49"/>
+    <w:lsdException w:name="List Table 5 Dark" w:uiPriority="50"/>
+    <w:lsdException w:name="List Table 6 Colorful" w:uiPriority="51"/>
+    <w:lsdException w:name="List Table 7 Colorful" w:uiPriority="52"/>
+    <w:lsdException w:name="List Table 1 Light Accent 1" w:uiPriority="46"/>
+    <w:lsdException w:name="List Table 2 Accent 1" w:uiPriority="47"/>
+    <w:lsdException w:name="List Table 3 Accent 1" w:uiPriority="48"/>
+    <w:lsdException w:name="List Table 4 Accent 1" w:uiPriority="49"/>
+    <w:lsdException w:name="List Table 5 Dark Accent 1" w:uiPriority="50"/>
+    <w:lsdException w:name="List Table 6 Colorful Accent 1" w:uiPriority="51"/>
+    <w:lsdException w:name="List Table 7 Colorful Accent 1" w:uiPriority="52"/>
+    <w:lsdException w:name="List Table 1 Light Accent 2" w:uiPriority="46"/>
+    <w:lsdException w:name="List Table 2 Accent 2" w:uiPriority="47"/>
+    <w:lsdException w:name="List Table 3 Accent 2" w:uiPriority="48"/>
+    <w:lsdException w:name="List Table 4 Accent 2" w:uiPriority="49"/>
+    <w:lsdException w:name="List Table 5 Dark Accent 2" w:uiPriority="50"/>
+    <w:lsdException w:name="List Table 6 Colorful Accent 2" w:uiPriority="51"/>
+    <w:lsdException w:name="List Table 7 Colorful Accent 2" w:uiPriority="52"/>
+    <w:lsdException w:name="List Table 1 Light Accent 3" w:uiPriority="46"/>
+    <w:lsdException w:name="List Table 2 Accent 3" w:uiPriority="47"/>
+    <w:lsdException w:name="List Table 3 Accent 3" w:uiPriority="48"/>
+    <w:lsdException w:name="List Table 4 Accent 3" w:uiPriority="49"/>
+    <w:lsdException w:name="List Table 5 Dark Accent 3" w:uiPriority="50"/>
+    <w:lsdException w:name="List Table 6 Colorful Accent 3" w:uiPriority="51"/>
+    <w:lsdException w:name="List Table 7 Colorful Accent 3" w:uiPriority="52"/>
+    <w:lsdException w:name="List Table 1 Light Accent 4" w:uiPriority="46"/>
+    <w:lsdException w:name="List Table 2 Accent 4" w:uiPriority="47"/>
+    <w:lsdException w:name="List Table 3 Accent 4" w:uiPriority="48"/>
+    <w:lsdException w:name="List Table 4 Accent 4" w:uiPriority="49"/>
+    <w:lsdException w:name="List Table 5 Dark Accent 4" w:uiPriority="50"/>
+    <w:lsdException w:name="List Table 6 Colorful Accent 4" w:uiPriority="51"/>
+    <w:lsdException w:name="List Table 7 Colorful Accent 4" w:uiPriority="52"/>
+    <w:lsdException w:name="List Table 1 Light Accent 5" w:uiPriority="46"/>
+    <w:lsdException w:name="List Table 2 Accent 5" w:uiPriority="47"/>
+    <w:lsdException w:name="List Table 3 Accent 5" w:uiPriority="48"/>
+    <w:lsdException w:name="List Table 4 Accent 5" w:uiPriority="49"/>
+    <w:lsdException w:name="List Table 5 Dark Accent 5" w:uiPriority="50"/>
+    <w:lsdException w:name="List Table 6 Colorful Accent 5" w:uiPriority="51"/>
+    <w:lsdException w:name="List Table 7 Colorful Accent 5" w:uiPriority="52"/>
+    <w:lsdException w:name="List Table 1 Light Accent 6" w:uiPriority="46"/>
+    <w:lsdException w:name="List Table 2 Accent 6" w:uiPriority="47"/>
+    <w:lsdException w:name="List Table 3 Accent 6" w:uiPriority="48"/>
+    <w:lsdException w:name="List Table 4 Accent 6" w:uiPriority="49"/>
+    <w:lsdException w:name="List Table 5 Dark Accent 6" w:uiPriority="50"/>
+    <w:lsdException w:name="List Table 6 Colorful Accent 6" w:uiPriority="51"/>
+    <w:lsdException w:name="List Table 7 Colorful Accent 6" w:uiPriority="52"/>
+    <w:lsdException w:name="Mention" w:semiHidden="1" w:uiPriority="99" w:unhideWhenUsed="1"/>
+    <w:lsdException w:name="Smart Hyperlink" w:semiHidden="1" w:uiPriority="99" w:unhideWhenUsed="1"/>
+    <w:lsdException w:name="Hashtag" w:semiHidden="1" w:uiPriority="99" w:unhideWhenUsed="1"/>
+    <w:lsdException w:name="Unresolved Mention" w:semiHidden="1" w:uiPriority="99" w:unhideWhenUsed="1"/>
+    <w:lsdException w:name="Smart Link" w:semiHidden="1" w:uiPriority="99" w:unhideWhenUsed="1"/>
   </w:latentStyles>
-  <w:style w:type="paragraph" w:default="1" w:styleId="Standard">
+  <w:style w:type="paragraph" w:default="1" w:styleId="Normal">
     <w:name w:val="Normal"/>
     <w:qFormat/>
     <w:rsid w:val="0099258C"/>
@@ -1451,18 +1788,17 @@
       <w:lang w:val="en-US" w:eastAsia="ja-JP"/>
     </w:rPr>
   </w:style>
-  <w:style w:type="character" w:default="1" w:styleId="Absatz-Standardschriftart">
+  <w:style w:type="character" w:default="1" w:styleId="DefaultParagraphFont">
     <w:name w:val="Default Paragraph Font"/>
     <w:uiPriority w:val="1"/>
     <w:semiHidden/>
     <w:unhideWhenUsed/>
   </w:style>
-  <w:style w:type="table" w:default="1" w:styleId="NormaleTabelle">
+  <w:style w:type="table" w:default="1" w:styleId="TableNormal">
     <w:name w:val="Normal Table"/>
     <w:uiPriority w:val="99"/>
     <w:semiHidden/>
     <w:unhideWhenUsed/>
-    <w:qFormat/>
     <w:tblPr>
       <w:tblInd w:w="0" w:type="dxa"/>
       <w:tblCellMar>
@@ -1473,7 +1809,7 @@
       </w:tblCellMar>
     </w:tblPr>
   </w:style>
-  <w:style w:type="numbering" w:default="1" w:styleId="KeineListe">
+  <w:style w:type="numbering" w:default="1" w:styleId="NoList">
     <w:name w:val="No List"/>
     <w:uiPriority w:val="99"/>
     <w:semiHidden/>
@@ -1481,7 +1817,7 @@
   </w:style>
   <w:style w:type="character" w:styleId="Hyperlink">
     <w:name w:val="Hyperlink"/>
-    <w:basedOn w:val="Absatz-Standardschriftart"/>
+    <w:basedOn w:val="DefaultParagraphFont"/>
     <w:uiPriority w:val="99"/>
     <w:rsid w:val="0099258C"/>
     <w:rPr>
@@ -1490,10 +1826,10 @@
       <w:u w:val="single"/>
     </w:rPr>
   </w:style>
-  <w:style w:type="paragraph" w:styleId="Textkrper2">
+  <w:style w:type="paragraph" w:styleId="BodyText2">
     <w:name w:val="Body Text 2"/>
-    <w:basedOn w:val="Standard"/>
-    <w:link w:val="Textkrper2Zchn"/>
+    <w:basedOn w:val="Normal"/>
+    <w:link w:val="BodyText2Char"/>
     <w:uiPriority w:val="99"/>
     <w:rsid w:val="0099258C"/>
     <w:pPr>
@@ -1504,10 +1840,10 @@
       <w:szCs w:val="22"/>
     </w:rPr>
   </w:style>
-  <w:style w:type="character" w:customStyle="1" w:styleId="Textkrper2Zchn">
-    <w:name w:val="Textkörper 2 Zchn"/>
-    <w:basedOn w:val="Absatz-Standardschriftart"/>
-    <w:link w:val="Textkrper2"/>
+  <w:style w:type="character" w:customStyle="1" w:styleId="BodyText2Char">
+    <w:name w:val="Body Text 2 Char"/>
+    <w:basedOn w:val="DefaultParagraphFont"/>
+    <w:link w:val="BodyText2"/>
     <w:uiPriority w:val="99"/>
     <w:semiHidden/>
     <w:locked/>
@@ -1520,10 +1856,10 @@
       <w:lang w:val="en-US" w:eastAsia="ja-JP"/>
     </w:rPr>
   </w:style>
-  <w:style w:type="paragraph" w:styleId="NurText">
+  <w:style w:type="paragraph" w:styleId="PlainText">
     <w:name w:val="Plain Text"/>
-    <w:basedOn w:val="Standard"/>
-    <w:link w:val="NurTextZchn"/>
+    <w:basedOn w:val="Normal"/>
+    <w:link w:val="PlainTextChar"/>
     <w:uiPriority w:val="99"/>
     <w:rsid w:val="0099258C"/>
     <w:pPr>
@@ -1536,10 +1872,10 @@
       <w:szCs w:val="20"/>
     </w:rPr>
   </w:style>
-  <w:style w:type="character" w:customStyle="1" w:styleId="NurTextZchn">
-    <w:name w:val="Nur Text Zchn"/>
-    <w:basedOn w:val="Absatz-Standardschriftart"/>
-    <w:link w:val="NurText"/>
+  <w:style w:type="character" w:customStyle="1" w:styleId="PlainTextChar">
+    <w:name w:val="Plain Text Char"/>
+    <w:basedOn w:val="DefaultParagraphFont"/>
+    <w:link w:val="PlainText"/>
     <w:uiPriority w:val="99"/>
     <w:semiHidden/>
     <w:locked/>
@@ -1550,10 +1886,10 @@
       <w:lang w:val="en-US" w:eastAsia="ja-JP"/>
     </w:rPr>
   </w:style>
-  <w:style w:type="paragraph" w:styleId="Textkrper-Einzug2">
+  <w:style w:type="paragraph" w:styleId="BodyTextIndent2">
     <w:name w:val="Body Text Indent 2"/>
-    <w:basedOn w:val="Standard"/>
-    <w:link w:val="Textkrper-Einzug2Zchn"/>
+    <w:basedOn w:val="Normal"/>
+    <w:link w:val="BodyTextIndent2Char"/>
     <w:uiPriority w:val="99"/>
     <w:rsid w:val="0099258C"/>
     <w:pPr>
@@ -1567,10 +1903,10 @@
       <w:szCs w:val="22"/>
     </w:rPr>
   </w:style>
-  <w:style w:type="character" w:customStyle="1" w:styleId="Textkrper-Einzug2Zchn">
-    <w:name w:val="Textkörper-Einzug 2 Zchn"/>
-    <w:basedOn w:val="Absatz-Standardschriftart"/>
-    <w:link w:val="Textkrper-Einzug2"/>
+  <w:style w:type="character" w:customStyle="1" w:styleId="BodyTextIndent2Char">
+    <w:name w:val="Body Text Indent 2 Char"/>
+    <w:basedOn w:val="DefaultParagraphFont"/>
+    <w:link w:val="BodyTextIndent2"/>
     <w:uiPriority w:val="99"/>
     <w:semiHidden/>
     <w:locked/>
@@ -1583,10 +1919,10 @@
       <w:lang w:val="en-US" w:eastAsia="ja-JP"/>
     </w:rPr>
   </w:style>
-  <w:style w:type="paragraph" w:styleId="Textkrper-Einzug3">
+  <w:style w:type="paragraph" w:styleId="BodyTextIndent3">
     <w:name w:val="Body Text Indent 3"/>
-    <w:basedOn w:val="Standard"/>
-    <w:link w:val="Textkrper-Einzug3Zchn"/>
+    <w:basedOn w:val="Normal"/>
+    <w:link w:val="BodyTextIndent3Char"/>
     <w:uiPriority w:val="99"/>
     <w:rsid w:val="0099258C"/>
     <w:pPr>
@@ -1600,10 +1936,10 @@
       <w:szCs w:val="22"/>
     </w:rPr>
   </w:style>
-  <w:style w:type="character" w:customStyle="1" w:styleId="Textkrper-Einzug3Zchn">
-    <w:name w:val="Textkörper-Einzug 3 Zchn"/>
-    <w:basedOn w:val="Absatz-Standardschriftart"/>
-    <w:link w:val="Textkrper-Einzug3"/>
+  <w:style w:type="character" w:customStyle="1" w:styleId="BodyTextIndent3Char">
+    <w:name w:val="Body Text Indent 3 Char"/>
+    <w:basedOn w:val="DefaultParagraphFont"/>
+    <w:link w:val="BodyTextIndent3"/>
     <w:uiPriority w:val="99"/>
     <w:semiHidden/>
     <w:locked/>
@@ -1616,10 +1952,10 @@
       <w:lang w:val="en-US" w:eastAsia="ja-JP"/>
     </w:rPr>
   </w:style>
-  <w:style w:type="paragraph" w:styleId="Kopfzeile">
+  <w:style w:type="paragraph" w:styleId="Header">
     <w:name w:val="header"/>
-    <w:basedOn w:val="Standard"/>
-    <w:link w:val="KopfzeileZchn"/>
+    <w:basedOn w:val="Normal"/>
+    <w:link w:val="HeaderChar"/>
     <w:uiPriority w:val="99"/>
     <w:rsid w:val="00E4528E"/>
     <w:pPr>
@@ -1629,10 +1965,10 @@
       </w:tabs>
     </w:pPr>
   </w:style>
-  <w:style w:type="character" w:customStyle="1" w:styleId="KopfzeileZchn">
-    <w:name w:val="Kopfzeile Zchn"/>
-    <w:basedOn w:val="Absatz-Standardschriftart"/>
-    <w:link w:val="Kopfzeile"/>
+  <w:style w:type="character" w:customStyle="1" w:styleId="HeaderChar">
+    <w:name w:val="Header Char"/>
+    <w:basedOn w:val="DefaultParagraphFont"/>
+    <w:link w:val="Header"/>
     <w:uiPriority w:val="99"/>
     <w:semiHidden/>
     <w:locked/>
@@ -1645,10 +1981,10 @@
       <w:lang w:val="en-US" w:eastAsia="ja-JP"/>
     </w:rPr>
   </w:style>
-  <w:style w:type="paragraph" w:styleId="Fuzeile">
+  <w:style w:type="paragraph" w:styleId="Footer">
     <w:name w:val="footer"/>
-    <w:basedOn w:val="Standard"/>
-    <w:link w:val="FuzeileZchn"/>
+    <w:basedOn w:val="Normal"/>
+    <w:link w:val="FooterChar"/>
     <w:uiPriority w:val="99"/>
     <w:rsid w:val="00E4528E"/>
     <w:pPr>
@@ -1658,10 +1994,10 @@
       </w:tabs>
     </w:pPr>
   </w:style>
-  <w:style w:type="character" w:customStyle="1" w:styleId="FuzeileZchn">
-    <w:name w:val="Fußzeile Zchn"/>
-    <w:basedOn w:val="Absatz-Standardschriftart"/>
-    <w:link w:val="Fuzeile"/>
+  <w:style w:type="character" w:customStyle="1" w:styleId="FooterChar">
+    <w:name w:val="Footer Char"/>
+    <w:basedOn w:val="DefaultParagraphFont"/>
+    <w:link w:val="Footer"/>
     <w:uiPriority w:val="99"/>
     <w:semiHidden/>
     <w:locked/>
@@ -1674,18 +2010,18 @@
       <w:lang w:val="en-US" w:eastAsia="ja-JP"/>
     </w:rPr>
   </w:style>
-  <w:style w:type="character" w:styleId="Seitenzahl">
+  <w:style w:type="character" w:styleId="PageNumber">
     <w:name w:val="page number"/>
-    <w:basedOn w:val="Absatz-Standardschriftart"/>
+    <w:basedOn w:val="DefaultParagraphFont"/>
     <w:uiPriority w:val="99"/>
     <w:rsid w:val="00E4528E"/>
     <w:rPr>
       <w:rFonts w:cs="Times New Roman"/>
     </w:rPr>
   </w:style>
-  <w:style w:type="character" w:customStyle="1" w:styleId="UnresolvedMention">
-    <w:name w:val="Unresolved Mention"/>
-    <w:basedOn w:val="Absatz-Standardschriftart"/>
+  <w:style w:type="character" w:customStyle="1" w:styleId="UnresolvedMention1">
+    <w:name w:val="Unresolved Mention1"/>
+    <w:basedOn w:val="DefaultParagraphFont"/>
     <w:uiPriority w:val="99"/>
     <w:semiHidden/>
     <w:unhideWhenUsed/>
@@ -1698,7 +2034,7 @@
   </w:style>
   <w:style w:type="paragraph" w:customStyle="1" w:styleId="Autoren">
     <w:name w:val="Autoren"/>
-    <w:basedOn w:val="Standard"/>
+    <w:basedOn w:val="Normal"/>
     <w:rsid w:val="00351B85"/>
     <w:pPr>
       <w:autoSpaceDE/>
@@ -1972,7 +2308,7 @@
   <a:extraClrSchemeLst/>
   <a:extLst>
     <a:ext uri="{05A4C25C-085E-4340-85A3-A5531E510DB2}">
-      <thm15:themeFamily xmlns="" xmlns:thm15="http://schemas.microsoft.com/office/thememl/2012/main" name="Office Theme" id="{62F939B6-93AF-4DB8-9C6B-D6C7DFDC589F}" vid="{4A3C46E8-61CC-4603-A589-7422A47A8E4A}"/>
+      <thm15:themeFamily xmlns:thm15="http://schemas.microsoft.com/office/thememl/2012/main" name="Office Theme" id="{62F939B6-93AF-4DB8-9C6B-D6C7DFDC589F}" vid="{4A3C46E8-61CC-4603-A589-7422A47A8E4A}"/>
     </a:ext>
   </a:extLst>
 </a:theme>
